--- a/ind/docx/55.content.docx
+++ b/ind/docx/55.content.docx
@@ -136,13 +136,6 @@
         <w:rPr>
           <w:lang w:val="id_ID" w:bidi="id_ID"/>
         </w:rPr>
-      </w:r>
-      <w:r>
-        <w:rPr>
-          <w:i/>
-          <w:lang w:val="id_ID" w:bidi="id_ID"/>
-        </w:rPr>
-        <w:t>2 Timotius 1:1, 2 Timotius 1:2, 2 Timotius 1:4, 2 Timotius 1:5, 2 Timotius 1:7, 2 Timotius 1:8, 2 Timotius 1:8 (#2), 2 Timotius 1:9, 2 Timotius 1:10, 2 Timotius 1:10 (#2), 2 Timotius 1:12, 2 Timotius 1:14, 2 Timotius 1:15, 2 Timotius 1:16, 2 Timotius 1:17, 2 Timotius 1:18, 2 Timotius 2:1, 2 Timotius 2:2, 2 Timotius 2:4, 2 Timotius 2:9, 2 Timotius 2:9 (#2), 2 Timotius 2:10, 2 Timotius 2:12, 2 Timotius 2:12 (#2), 2 Timotius 2:14, 2 Timotius 2:18, 2 Timotius 2:21, 2 Timotius 2:22, 2 Timotius 2:24, 2 Timotius 2:25, 2 Timotius 2:26, 2 Timotius 3:1, 2 Timotius 3:2, 2 Timotius 3:4, 2 Timotius 3:5, 2 Timotius 3:6, 2 Timotius 3:8, 2 Timotius 3:10, 2 Timotius 3:11, 2 Timotius 3:12, 2 Timotius 3:13, 2 Timotius 3:15, 2 Timotius 3:16, 2 Timotius 3:16 (#2), 2 Timotius 3:17, 2 Timotius 4:1, 2 Timotius 4:2, 2 Timotius 4:3, 2 Timotius 4:5, 2 Timotius 4:6, 2 Timotius 4:8, 2 Timotius 4:10, 2 Timotius 4:11, 2 Timotius 4:14, 2 Timotius 4:16</w:t>
       </w:r>
       <w:r>
         <w:rPr>

--- a/ind/docx/55.content.docx
+++ b/ind/docx/55.content.docx
@@ -123,19 +123,6 @@
           <w:lang w:val="id_ID" w:bidi="id_ID"/>
         </w:rPr>
         <w:t>2TI</w:t>
-      </w:r>
-      <w:r>
-        <w:rPr>
-          <w:lang w:val="id_ID" w:bidi="id_ID"/>
-        </w:rPr>
-      </w:r>
-    </w:p>
-    <w:p>
-      <w:pPr/>
-      <w:r>
-        <w:rPr>
-          <w:lang w:val="id_ID" w:bidi="id_ID"/>
-        </w:rPr>
       </w:r>
       <w:r>
         <w:rPr>

--- a/ind/docx/55.content.docx
+++ b/ind/docx/55.content.docx
@@ -19,7 +19,7 @@
         <w:rPr>
           <w:lang w:val="id_ID" w:bidi="id_ID"/>
         </w:rPr>
-        <w:t>Resource: Pertanyaan Terjemahan (unfoldingWord)</w:t>
+        <w:t>Resource: unfoldingWord® Translation Questions</w:t>
       </w:r>
       <w:r>
         <w:rPr>
@@ -85,7 +85,7 @@
         <w:rPr>
           <w:lang w:val="id_ID" w:bidi="id_ID"/>
         </w:rPr>
-        <w:t>Pertanyaan Terjemahan (unfoldingWord)</w:t>
+        <w:t>unfoldingWord® Translation Questions</w:t>
       </w:r>
     </w:p>
     <w:p>
